--- a/Healthcare_Submission/3_PRISMA_2020_Checklist.docx
+++ b/Healthcare_Submission/3_PRISMA_2020_Checklist.docx
@@ -22,7 +22,7 @@
         <w:rPr>
           <w:b w:val="0"/>
         </w:rPr>
-        <w:t>Manuscript: Are Transformer-Based Artificial Intelligence Models Ready for Glaucoma Screening from Retinal Imaging? A Systematic Review of Validation Rigour, Early-Disease Evidence, and Risk of Bias</w:t>
+        <w:t>Manuscript: Benchmark Accuracy Is Not Screening Readiness: A Systematic Review of Validation, Early-Disease Evidence, and Risk of Bias in Transformer-Based Artificial Intelligence for Glaucoma Detection from Retinal Imaging</w:t>
       </w:r>
     </w:p>
     <w:p>

--- a/Healthcare_Submission/3_PRISMA_2020_Checklist.docx
+++ b/Healthcare_Submission/3_PRISMA_2020_Checklist.docx
@@ -22,7 +22,7 @@
         <w:rPr>
           <w:b w:val="0"/>
         </w:rPr>
-        <w:t>Manuscript: Benchmark Accuracy Is Not Screening Readiness: A Systematic Review of Validation, Early-Disease Evidence, and Risk of Bias in Transformer-Based Artificial Intelligence for Glaucoma Detection from Retinal Imaging</w:t>
+        <w:t>Manuscript: Transformer-Based Artificial Intelligence for Glaucoma Detection from Retinal Imaging: A Systematic Review of Validation, Early-Disease Evidence, and Risk of Bias</w:t>
       </w:r>
     </w:p>
     <w:p>
